--- a/manuscript/submission_files/cover_letter.docx
+++ b/manuscript/submission_files/cover_letter.docx
@@ -65,7 +65,7 @@
         <w:pStyle w:val="BodyText"/>
       </w:pPr>
       <w:r>
-        <w:t xml:space="preserve">The study is deliberately framed as a public-data benchmark and conditional planning stress test, rather than as an official forecast of Abu Dhabi statutory land-use change. The refreshed source release, including the ArcGIS-served product track, is archived at https://doi.org/10.5281/zenodo.22689057; hydrated Git LFS artifacts are retrieved from the corresponding</w:t>
+        <w:t xml:space="preserve">The study is deliberately framed as a public-data benchmark and conditional planning stress test, rather than as an official forecast of Abu Dhabi statutory land-use change. The refreshed source release, including the ArcGIS-served product track, is archived at https://doi.org/10.5281/zenodo.22763326; hydrated Git LFS artifacts are retrieved from the corresponding</w:t>
       </w:r>
       <w:r>
         <w:t xml:space="preserve"> </w:t>
@@ -74,7 +74,7 @@
         <w:rPr>
           <w:rStyle w:val="VerbatimChar"/>
         </w:rPr>
-        <w:t xml:space="preserve">v2.0.0</w:t>
+        <w:t xml:space="preserve">v2.1.0</w:t>
       </w:r>
       <w:r>
         <w:t xml:space="preserve"> </w:t>
